--- a/astro-site/public/dl/plan-negocio-paellero-eventos/carta-12-paellas-arroces.docx
+++ b/astro-site/public/dl/plan-negocio-paellero-eventos/carta-12-paellas-arroces.docx
@@ -109,7 +109,7 @@
         <w:spacing w:after="120"/>
       </w:pPr>
       <w:r>
-        <w:t>Food cost estimado: 8,90 € / pax (food cost)</w:t>
+        <w:t>Food cost estimado: 8,90 € / pax</w:t>
       </w:r>
     </w:p>
     <w:p>
@@ -117,7 +117,7 @@
         <w:spacing w:after="120"/>
       </w:pPr>
       <w:r>
-        <w:t>PVP recomendado al cliente: 26-32 € / pax (PVP)</w:t>
+        <w:t>PVP recomendado al cliente: 26-32 € / pax</w:t>
       </w:r>
     </w:p>
     <w:p>
@@ -792,13 +792,35 @@
       </w:r>
     </w:p>
     <w:sectPr>
-      <w:pgSz w:w="12240" w:h="15840"/>
+      <w:headerReference w:type="default" r:id="rId9"/>
+      <w:footerReference w:type="default" r:id="rId10"/>
+      <w:pgSz w:w="11906" w:h="16838"/>
       <w:pgMar w:top="1440" w:right="1800" w:bottom="1440" w:left="1800" w:header="720" w:footer="720" w:gutter="0"/>
       <w:cols w:space="720"/>
       <w:docGrid w:linePitch="360"/>
     </w:sectPr>
   </w:body>
 </w:document>
+</file>
+
+<file path=word/footer1.xml><?xml version="1.0" encoding="utf-8"?>
+<w:ftr xmlns:m="http://schemas.openxmlformats.org/officeDocument/2006/math" xmlns:mc="http://schemas.openxmlformats.org/markup-compatibility/2006" xmlns:mo="http://schemas.microsoft.com/office/mac/office/2008/main" xmlns:mv="urn:schemas-microsoft-com:mac:vml" xmlns:o="urn:schemas-microsoft-com:office:office" xmlns:r="http://schemas.openxmlformats.org/officeDocument/2006/relationships" xmlns:v="urn:schemas-microsoft-com:vml" xmlns:w10="urn:schemas-microsoft-com:office:word" xmlns:w14="http://schemas.microsoft.com/office/word/2010/wordml" xmlns:w="http://schemas.openxmlformats.org/wordprocessingml/2006/main" xmlns:wne="http://schemas.microsoft.com/office/word/2006/wordml" xmlns:wp14="http://schemas.microsoft.com/office/word/2010/wordprocessingDrawing" xmlns:wp="http://schemas.openxmlformats.org/drawingml/2006/wordprocessingDrawing" xmlns:wpc="http://schemas.microsoft.com/office/word/2010/wordprocessingCanvas" xmlns:wpg="http://schemas.microsoft.com/office/word/2010/wordprocessingGroup" xmlns:wpi="http://schemas.microsoft.com/office/word/2010/wordprocessingInk" xmlns:wps="http://schemas.microsoft.com/office/word/2010/wordprocessingShape" mc:Ignorable="w14 wp14">
+  <w:p>
+    <w:pPr>
+      <w:pStyle w:val="Footer"/>
+    </w:pPr>
+  </w:p>
+</w:ftr>
+</file>
+
+<file path=word/header1.xml><?xml version="1.0" encoding="utf-8"?>
+<w:hdr xmlns:m="http://schemas.openxmlformats.org/officeDocument/2006/math" xmlns:mc="http://schemas.openxmlformats.org/markup-compatibility/2006" xmlns:mo="http://schemas.microsoft.com/office/mac/office/2008/main" xmlns:mv="urn:schemas-microsoft-com:mac:vml" xmlns:o="urn:schemas-microsoft-com:office:office" xmlns:r="http://schemas.openxmlformats.org/officeDocument/2006/relationships" xmlns:v="urn:schemas-microsoft-com:vml" xmlns:w10="urn:schemas-microsoft-com:office:word" xmlns:w14="http://schemas.microsoft.com/office/word/2010/wordml" xmlns:w="http://schemas.openxmlformats.org/wordprocessingml/2006/main" xmlns:wne="http://schemas.microsoft.com/office/word/2006/wordml" xmlns:wp14="http://schemas.microsoft.com/office/word/2010/wordprocessingDrawing" xmlns:wp="http://schemas.openxmlformats.org/drawingml/2006/wordprocessingDrawing" xmlns:wpc="http://schemas.microsoft.com/office/word/2010/wordprocessingCanvas" xmlns:wpg="http://schemas.microsoft.com/office/word/2010/wordprocessingGroup" xmlns:wpi="http://schemas.microsoft.com/office/word/2010/wordprocessingInk" xmlns:wps="http://schemas.microsoft.com/office/word/2010/wordprocessingShape" mc:Ignorable="w14 wp14">
+  <w:p>
+    <w:pPr>
+      <w:pStyle w:val="Header"/>
+    </w:pPr>
+  </w:p>
+</w:hdr>
 </file>
 
 <file path=word/numbering.xml><?xml version="1.0" encoding="utf-8"?>

--- a/astro-site/public/dl/plan-negocio-paellero-eventos/carta-12-paellas-arroces.docx
+++ b/astro-site/public/dl/plan-negocio-paellero-eventos/carta-12-paellas-arroces.docx
@@ -26,7 +26,7 @@
           <w:color w:val="5A5240"/>
           <w:sz w:val="28"/>
         </w:rPr>
-        <w:t>Paellero / Paella para Eventos · Recetas profesionales · Escandallo · Maridaje</w:t>
+        <w:t>Paellero / Paella para Eventos · Recetas profesionales · Food cost por ración · Maridaje</w:t>
       </w:r>
     </w:p>
     <w:p>
@@ -57,6 +57,14 @@
     <w:p>
       <w:r>
         <w:br w:type="page"/>
+      </w:r>
+    </w:p>
+    <w:p>
+      <w:pPr>
+        <w:spacing w:after="120"/>
+      </w:pPr>
+      <w:r>
+        <w:t>Fiestas populares por volumen: una paella grande para un ayuntamiento o una comisión de fiestas, de 300-400 raciones o más, se cobra a 3-6 € por ración sin IVA, con una sola variedad y servicio en plato desechable. Referencias: contratos menores publicados en la Plataforma de Contratación del Sector Público (Sayalonga, 2025: 400 raciones de paella mixta con menaje y servicio por 1.480 €) y fichas de proveedores de paella gigante en Bodas.net (3-10 € por invitado). En las fiestas privadas (cumpleaños, comuniones, peñas) con una paella y un entrante, el plan financiero usa 18 € por ración; una paella sola para grupos se cobra a 11-14 € por persona (tarifa publicada de un proveedor de Cataluña, 2026).</w:t>
       </w:r>
     </w:p>
     <w:p>
@@ -109,7 +117,7 @@
         <w:spacing w:after="120"/>
       </w:pPr>
       <w:r>
-        <w:t>Food cost estimado: 8,90 € / pax</w:t>
+        <w:t>Food cost estimado: 8,90 € por ración</w:t>
       </w:r>
     </w:p>
     <w:p>
@@ -117,7 +125,7 @@
         <w:spacing w:after="120"/>
       </w:pPr>
       <w:r>
-        <w:t>PVP recomendado al cliente: 26-32 € / pax</w:t>
+        <w:t>PVP orientativo por ración (bodas y empresas, con entrantes y show cooking, sin IVA): 26-32 €</w:t>
       </w:r>
     </w:p>
     <w:p>
@@ -170,7 +178,7 @@
         <w:spacing w:after="120"/>
       </w:pPr>
       <w:r>
-        <w:t>Food cost estimado: 14,80 € / pax</w:t>
+        <w:t>Food cost estimado: 14,80 € por ración</w:t>
       </w:r>
     </w:p>
     <w:p>
@@ -178,7 +186,7 @@
         <w:spacing w:after="120"/>
       </w:pPr>
       <w:r>
-        <w:t>PVP recomendado al cliente: 35-45 € / pax</w:t>
+        <w:t>PVP orientativo por ración (bodas y empresas, con entrantes y show cooking, sin IVA): 35-45 €</w:t>
       </w:r>
     </w:p>
     <w:p>
@@ -231,7 +239,7 @@
         <w:spacing w:after="120"/>
       </w:pPr>
       <w:r>
-        <w:t>Food cost estimado: 12,40 € / pax</w:t>
+        <w:t>Food cost estimado: 12,40 € por ración</w:t>
       </w:r>
     </w:p>
     <w:p>
@@ -239,7 +247,7 @@
         <w:spacing w:after="120"/>
       </w:pPr>
       <w:r>
-        <w:t>PVP recomendado al cliente: 32-38 € / pax</w:t>
+        <w:t>PVP orientativo por ración (bodas y empresas, con entrantes y show cooking, sin IVA): 32-38 €</w:t>
       </w:r>
     </w:p>
     <w:p>
@@ -292,7 +300,7 @@
         <w:spacing w:after="120"/>
       </w:pPr>
       <w:r>
-        <w:t>Food cost estimado: 8,20 € / pax</w:t>
+        <w:t>Food cost estimado: 8,20 € por ración</w:t>
       </w:r>
     </w:p>
     <w:p>
@@ -300,7 +308,7 @@
         <w:spacing w:after="120"/>
       </w:pPr>
       <w:r>
-        <w:t>PVP recomendado al cliente: 26-32 € / pax</w:t>
+        <w:t>PVP orientativo por ración (bodas y empresas, con entrantes y show cooking, sin IVA): 26-32 €</w:t>
       </w:r>
     </w:p>
     <w:p>
@@ -353,7 +361,7 @@
         <w:spacing w:after="120"/>
       </w:pPr>
       <w:r>
-        <w:t>Food cost estimado: 9,50 € / pax</w:t>
+        <w:t>Food cost estimado: 9,50 € por ración</w:t>
       </w:r>
     </w:p>
     <w:p>
@@ -361,7 +369,7 @@
         <w:spacing w:after="120"/>
       </w:pPr>
       <w:r>
-        <w:t>PVP recomendado al cliente: 22-28 € / pax</w:t>
+        <w:t>PVP orientativo por ración (bodas y empresas, con entrantes y show cooking, sin IVA): 22-28 €</w:t>
       </w:r>
     </w:p>
     <w:p>
@@ -414,7 +422,7 @@
         <w:spacing w:after="120"/>
       </w:pPr>
       <w:r>
-        <w:t>Food cost estimado: 7,80 € / pax</w:t>
+        <w:t>Food cost estimado: 7,80 € por ración</w:t>
       </w:r>
     </w:p>
     <w:p>
@@ -422,7 +430,7 @@
         <w:spacing w:after="120"/>
       </w:pPr>
       <w:r>
-        <w:t>PVP recomendado al cliente: 22-28 € / pax</w:t>
+        <w:t>PVP orientativo por ración (bodas y empresas, con entrantes y show cooking, sin IVA): 22-28 €</w:t>
       </w:r>
     </w:p>
     <w:p>
@@ -475,7 +483,7 @@
         <w:spacing w:after="120"/>
       </w:pPr>
       <w:r>
-        <w:t>Food cost estimado: 8,90 € / pax</w:t>
+        <w:t>Food cost estimado: 8,90 € por ración</w:t>
       </w:r>
     </w:p>
     <w:p>
@@ -483,7 +491,7 @@
         <w:spacing w:after="120"/>
       </w:pPr>
       <w:r>
-        <w:t>PVP recomendado al cliente: 24-30 € / pax</w:t>
+        <w:t>PVP orientativo por ración (bodas y empresas, con entrantes y show cooking, sin IVA): 24-30 €</w:t>
       </w:r>
     </w:p>
     <w:p>
@@ -536,7 +544,7 @@
         <w:spacing w:after="120"/>
       </w:pPr>
       <w:r>
-        <w:t>Food cost estimado: 16,50 € / pax</w:t>
+        <w:t>Food cost estimado: 16,50 € por ración</w:t>
       </w:r>
     </w:p>
     <w:p>
@@ -544,7 +552,7 @@
         <w:spacing w:after="120"/>
       </w:pPr>
       <w:r>
-        <w:t>PVP recomendado al cliente: 38-48 € / pax</w:t>
+        <w:t>PVP orientativo por ración (bodas y empresas, con entrantes y show cooking, sin IVA): 38-48 €</w:t>
       </w:r>
     </w:p>
     <w:p>
@@ -597,7 +605,7 @@
         <w:spacing w:after="120"/>
       </w:pPr>
       <w:r>
-        <w:t>Food cost estimado: 16,50 € / pax</w:t>
+        <w:t>Food cost estimado: 16,50 € por ración</w:t>
       </w:r>
     </w:p>
     <w:p>
@@ -605,7 +613,7 @@
         <w:spacing w:after="120"/>
       </w:pPr>
       <w:r>
-        <w:t>PVP recomendado al cliente: 36-46 € / pax</w:t>
+        <w:t>PVP orientativo por ración (bodas y empresas, con entrantes y show cooking, sin IVA): 36-46 €</w:t>
       </w:r>
     </w:p>
     <w:p>
@@ -658,7 +666,7 @@
         <w:spacing w:after="120"/>
       </w:pPr>
       <w:r>
-        <w:t>Food cost estimado: 10,20 € / pax</w:t>
+        <w:t>Food cost estimado: 10,20 € por ración</w:t>
       </w:r>
     </w:p>
     <w:p>
@@ -666,7 +674,7 @@
         <w:spacing w:after="120"/>
       </w:pPr>
       <w:r>
-        <w:t>PVP recomendado al cliente: 26-32 € / pax</w:t>
+        <w:t>PVP orientativo por ración (bodas y empresas, con entrantes y show cooking, sin IVA): 26-32 €</w:t>
       </w:r>
     </w:p>
     <w:p>
@@ -719,7 +727,7 @@
         <w:spacing w:after="120"/>
       </w:pPr>
       <w:r>
-        <w:t>Food cost estimado: 9,80 € / pax</w:t>
+        <w:t>Food cost estimado: 9,80 € por ración</w:t>
       </w:r>
     </w:p>
     <w:p>
@@ -727,7 +735,7 @@
         <w:spacing w:after="120"/>
       </w:pPr>
       <w:r>
-        <w:t>PVP recomendado al cliente: 26-32 € / pax</w:t>
+        <w:t>PVP orientativo por ración (bodas y empresas, con entrantes y show cooking, sin IVA): 26-32 €</w:t>
       </w:r>
     </w:p>
     <w:p>
@@ -780,7 +788,7 @@
         <w:spacing w:after="120"/>
       </w:pPr>
       <w:r>
-        <w:t>Food cost estimado: 7,60 € / pax</w:t>
+        <w:t>Food cost estimado: 7,60 € por ración</w:t>
       </w:r>
     </w:p>
     <w:p>
@@ -788,7 +796,7 @@
         <w:spacing w:after="120"/>
       </w:pPr>
       <w:r>
-        <w:t>PVP recomendado al cliente: 22-28 € / pax</w:t>
+        <w:t>PVP orientativo por ración (bodas y empresas, con entrantes y show cooking, sin IVA): 22-28 €</w:t>
       </w:r>
     </w:p>
     <w:sectPr>

--- a/astro-site/public/dl/plan-negocio-paellero-eventos/carta-12-paellas-arroces.docx
+++ b/astro-site/public/dl/plan-negocio-paellero-eventos/carta-12-paellas-arroces.docx
@@ -64,7 +64,7 @@
         <w:spacing w:after="120"/>
       </w:pPr>
       <w:r>
-        <w:t>Fiestas populares por volumen: una paella grande para un ayuntamiento o una comisión de fiestas, de 300-400 raciones o más, se cobra a 3-6 € por ración sin IVA, con una sola variedad y servicio en plato desechable. Referencias: contratos menores publicados en la Plataforma de Contratación del Sector Público (Sayalonga, 2025: 400 raciones de paella mixta con menaje y servicio por 1.480 €) y fichas de proveedores de paella gigante en Bodas.net (3-10 € por invitado). En las fiestas privadas (cumpleaños, comuniones, peñas) con una paella y un entrante, el plan financiero usa 18 € por ración; una paella sola para grupos se cobra a 11-14 € por persona (tarifa publicada de un proveedor de Cataluña, 2026).</w:t>
+        <w:t>Fiestas populares por volumen: una paella grande para un ayuntamiento o una comisión de fiestas, de 300-400 raciones o más, se cobra a 3-6 € por ración sin IVA, con una sola variedad y servicio en plato desechable. Referencias: contratos menores publicados en la Plataforma de Contratación del Sector Público (Sayalonga, 2025: 400 raciones de paella mixta con menaje y servicio por 1.480 €) y la ficha de un proveedor de paella gigante en Bodas.net (3-10 € por invitado, mínimo 300). En las fiestas privadas (cumpleaños, comuniones, peñas) con una paella y un entrante, el plan financiero usa 18 € por ración; una paella sola para grupos se cobra a 11-14 € por persona (tarifa publicada de un proveedor de Cataluña, 2026).</w:t>
       </w:r>
     </w:p>
     <w:p>
@@ -117,7 +117,7 @@
         <w:spacing w:after="120"/>
       </w:pPr>
       <w:r>
-        <w:t>Food cost estimado: 8,90 € por ración</w:t>
+        <w:t>Food cost de la paella (sin entrantes): 2,20 € por ración</w:t>
       </w:r>
     </w:p>
     <w:p>
@@ -178,7 +178,7 @@
         <w:spacing w:after="120"/>
       </w:pPr>
       <w:r>
-        <w:t>Food cost estimado: 14,80 € por ración</w:t>
+        <w:t>Food cost de la paella (sin entrantes): 5,80 € por ración</w:t>
       </w:r>
     </w:p>
     <w:p>
@@ -239,7 +239,7 @@
         <w:spacing w:after="120"/>
       </w:pPr>
       <w:r>
-        <w:t>Food cost estimado: 12,40 € por ración</w:t>
+        <w:t>Food cost de la paella (sin entrantes): 5,20 € por ración</w:t>
       </w:r>
     </w:p>
     <w:p>
@@ -300,7 +300,7 @@
         <w:spacing w:after="120"/>
       </w:pPr>
       <w:r>
-        <w:t>Food cost estimado: 8,20 € por ración</w:t>
+        <w:t>Food cost de la paella (sin entrantes): 3,60 € por ración</w:t>
       </w:r>
     </w:p>
     <w:p>
@@ -361,7 +361,7 @@
         <w:spacing w:after="120"/>
       </w:pPr>
       <w:r>
-        <w:t>Food cost estimado: 9,50 € por ración</w:t>
+        <w:t>Food cost de la paella (sin entrantes): 3,50 € por ración</w:t>
       </w:r>
     </w:p>
     <w:p>
@@ -422,7 +422,7 @@
         <w:spacing w:after="120"/>
       </w:pPr>
       <w:r>
-        <w:t>Food cost estimado: 7,80 € por ración</w:t>
+        <w:t>Food cost de la paella (sin entrantes): 3,40 € por ración</w:t>
       </w:r>
     </w:p>
     <w:p>
@@ -483,7 +483,7 @@
         <w:spacing w:after="120"/>
       </w:pPr>
       <w:r>
-        <w:t>Food cost estimado: 8,90 € por ración</w:t>
+        <w:t>Food cost de la paella (sin entrantes): 3,50 € por ración</w:t>
       </w:r>
     </w:p>
     <w:p>
@@ -544,7 +544,7 @@
         <w:spacing w:after="120"/>
       </w:pPr>
       <w:r>
-        <w:t>Food cost estimado: 16,50 € por ración</w:t>
+        <w:t>Food cost de la paella (sin entrantes): 6,00 € por ración</w:t>
       </w:r>
     </w:p>
     <w:p>
@@ -605,7 +605,7 @@
         <w:spacing w:after="120"/>
       </w:pPr>
       <w:r>
-        <w:t>Food cost estimado: 16,50 € por ración</w:t>
+        <w:t>Food cost de la paella (sin entrantes): 6,00 € por ración</w:t>
       </w:r>
     </w:p>
     <w:p>
@@ -666,7 +666,7 @@
         <w:spacing w:after="120"/>
       </w:pPr>
       <w:r>
-        <w:t>Food cost estimado: 10,20 € por ración</w:t>
+        <w:t>Food cost de la paella (sin entrantes): 3,20 € por ración</w:t>
       </w:r>
     </w:p>
     <w:p>
@@ -727,7 +727,7 @@
         <w:spacing w:after="120"/>
       </w:pPr>
       <w:r>
-        <w:t>Food cost estimado: 9,80 € por ración</w:t>
+        <w:t>Food cost de la paella (sin entrantes): 3,40 € por ración</w:t>
       </w:r>
     </w:p>
     <w:p>
@@ -788,7 +788,7 @@
         <w:spacing w:after="120"/>
       </w:pPr>
       <w:r>
-        <w:t>Food cost estimado: 7,60 € por ración</w:t>
+        <w:t>Food cost de la paella (sin entrantes): 2,00 € por ración</w:t>
       </w:r>
     </w:p>
     <w:p>
